--- a/document/CareFrame_SRS_Report.docx
+++ b/document/CareFrame_SRS_Report.docx
@@ -4,7 +4,7 @@
   <w:body>
     <w:p>
       <w:pPr>
-        <w:jc w:val="center"/>
+        <w:jc w:val="right"/>
       </w:pPr>
       <w:r>
         <w:rPr>
@@ -16,7 +16,7 @@
     </w:p>
     <w:p>
       <w:pPr>
-        <w:jc w:val="center"/>
+        <w:jc w:val="right"/>
       </w:pPr>
       <w:r>
         <w:t>for</w:t>
@@ -24,8 +24,9 @@
     </w:p>
     <w:p>
       <w:pPr>
-        <w:jc w:val="center"/>
-      </w:pPr>
+        <w:jc w:val="right"/>
+      </w:pPr>
+      <w:proofErr w:type="spellStart"/>
       <w:r>
         <w:rPr>
           <w:b/>
@@ -33,10 +34,11 @@
         </w:rPr>
         <w:t>CareFrame</w:t>
       </w:r>
-    </w:p>
-    <w:p>
-      <w:pPr>
-        <w:jc w:val="center"/>
+      <w:proofErr w:type="spellEnd"/>
+    </w:p>
+    <w:p>
+      <w:pPr>
+        <w:jc w:val="right"/>
       </w:pPr>
       <w:r>
         <w:rPr>
@@ -47,7 +49,7 @@
     </w:p>
     <w:p>
       <w:pPr>
-        <w:jc w:val="center"/>
+        <w:jc w:val="right"/>
       </w:pPr>
       <w:r>
         <w:t>Prepared by</w:t>
@@ -55,10 +57,26 @@
     </w:p>
     <w:p>
       <w:pPr>
-        <w:jc w:val="center"/>
-      </w:pPr>
-      <w:r>
-        <w:t>Abhishek kumar singh — 240029012001</w:t>
+        <w:jc w:val="right"/>
+      </w:pPr>
+      <w:r>
+        <w:t xml:space="preserve">Abhishek </w:t>
+      </w:r>
+      <w:proofErr w:type="spellStart"/>
+      <w:r>
+        <w:t>kumar</w:t>
+      </w:r>
+      <w:proofErr w:type="spellEnd"/>
+      <w:r>
+        <w:t xml:space="preserve"> </w:t>
+      </w:r>
+      <w:proofErr w:type="spellStart"/>
+      <w:r>
+        <w:t>singh</w:t>
+      </w:r>
+      <w:proofErr w:type="spellEnd"/>
+      <w:r>
+        <w:t xml:space="preserve"> — 240029012001</w:t>
       </w:r>
       <w:r>
         <w:t>3</w:t>
@@ -66,26 +84,55 @@
     </w:p>
     <w:p>
       <w:pPr>
-        <w:jc w:val="center"/>
-      </w:pPr>
-      <w:r>
-        <w:t>Abhisht singh — 2400290120016</w:t>
-      </w:r>
-    </w:p>
-    <w:p>
-      <w:pPr>
-        <w:jc w:val="center"/>
-      </w:pPr>
-      <w:r>
-        <w:t>Ajeet shukla — 2400290120024</w:t>
-      </w:r>
-    </w:p>
-    <w:p>
-      <w:pPr>
-        <w:jc w:val="center"/>
-      </w:pPr>
-      <w:r>
-        <w:t>Akshat agrawal — 240029012002</w:t>
+        <w:jc w:val="right"/>
+      </w:pPr>
+      <w:proofErr w:type="spellStart"/>
+      <w:r>
+        <w:t>Abhisht</w:t>
+      </w:r>
+      <w:proofErr w:type="spellEnd"/>
+      <w:r>
+        <w:t xml:space="preserve"> </w:t>
+      </w:r>
+      <w:proofErr w:type="spellStart"/>
+      <w:r>
+        <w:t>singh</w:t>
+      </w:r>
+      <w:proofErr w:type="spellEnd"/>
+      <w:r>
+        <w:t xml:space="preserve"> — 2400290120016</w:t>
+      </w:r>
+    </w:p>
+    <w:p>
+      <w:pPr>
+        <w:jc w:val="right"/>
+      </w:pPr>
+      <w:r>
+        <w:t xml:space="preserve">Ajeet </w:t>
+      </w:r>
+      <w:proofErr w:type="spellStart"/>
+      <w:r>
+        <w:t>shukla</w:t>
+      </w:r>
+      <w:proofErr w:type="spellEnd"/>
+      <w:r>
+        <w:t xml:space="preserve"> — 2400290120024</w:t>
+      </w:r>
+    </w:p>
+    <w:p>
+      <w:pPr>
+        <w:jc w:val="right"/>
+      </w:pPr>
+      <w:r>
+        <w:t xml:space="preserve">Akshat </w:t>
+      </w:r>
+      <w:proofErr w:type="spellStart"/>
+      <w:r>
+        <w:t>agrawal</w:t>
+      </w:r>
+      <w:proofErr w:type="spellEnd"/>
+      <w:r>
+        <w:t xml:space="preserve"> — 240029012002</w:t>
       </w:r>
       <w:r>
         <w:t>8</w:t>
@@ -93,18 +140,36 @@
     </w:p>
     <w:p>
       <w:pPr>
-        <w:jc w:val="center"/>
-      </w:pPr>
-      <w:r>
-        <w:t>KIET Deemed To Be University</w:t>
-      </w:r>
-    </w:p>
-    <w:p>
-      <w:pPr>
-        <w:jc w:val="center"/>
-      </w:pPr>
-      <w:r>
-        <w:t>Branch: Computer Science (CS) — B.Tech 3rd Year</w:t>
+        <w:jc w:val="right"/>
+      </w:pPr>
+      <w:r>
+        <w:t xml:space="preserve">KIET Deemed </w:t>
+      </w:r>
+      <w:proofErr w:type="gramStart"/>
+      <w:r>
+        <w:t>To</w:t>
+      </w:r>
+      <w:proofErr w:type="gramEnd"/>
+      <w:r>
+        <w:t xml:space="preserve"> Be University</w:t>
+      </w:r>
+    </w:p>
+    <w:p>
+      <w:pPr>
+        <w:jc w:val="right"/>
+      </w:pPr>
+      <w:r>
+        <w:t xml:space="preserve">Branch: Computer Science (CS) — </w:t>
+      </w:r>
+      <w:proofErr w:type="spellStart"/>
+      <w:proofErr w:type="gramStart"/>
+      <w:r>
+        <w:t>B.Tech</w:t>
+      </w:r>
+      <w:proofErr w:type="spellEnd"/>
+      <w:proofErr w:type="gramEnd"/>
+      <w:r>
+        <w:t xml:space="preserve"> 3rd Year</w:t>
       </w:r>
     </w:p>
     <w:p>
@@ -219,8 +284,13 @@
           </w:tcPr>
           <w:p>
             <w:r>
-              <w:t>Initial SRS for CareFrame</w:t>
+              <w:t xml:space="preserve">Initial SRS for </w:t>
             </w:r>
+            <w:proofErr w:type="spellStart"/>
+            <w:r>
+              <w:t>CareFrame</w:t>
+            </w:r>
+            <w:proofErr w:type="spellEnd"/>
           </w:p>
         </w:tc>
       </w:tr>
@@ -567,7 +637,15 @@
     </w:p>
     <w:p>
       <w:r>
-        <w:t>This Software Requirements Specification (SRS) defines the functional and non-functional requirements for CareFrame, a MERN-based digital health record management system. It specifies the system scope, users, interfaces, medical-record workflows, AI-assisted summary capabilities, security expectations, constraints, and acceptance-oriented requirements for Version 1.0.</w:t>
+        <w:t xml:space="preserve">This Software Requirements Specification (SRS) defines the functional and non-functional requirements for </w:t>
+      </w:r>
+      <w:proofErr w:type="spellStart"/>
+      <w:r>
+        <w:t>CareFrame</w:t>
+      </w:r>
+      <w:proofErr w:type="spellEnd"/>
+      <w:r>
+        <w:t>, a MERN-based digital health record management system. It specifies the system scope, users, interfaces, medical-record workflows, AI-assisted summary capabilities, security expectations, constraints, and acceptance-oriented requirements for Version 1.0.</w:t>
       </w:r>
     </w:p>
     <w:p>
@@ -605,8 +683,13 @@
       </w:r>
     </w:p>
     <w:p>
-      <w:r>
-        <w:t>CareFrame centralizes longitudinal patient health information in a secure web application. Patients can manage records and reports, while authorized doctors can review history and generate AI-assisted clinical summaries. The system supports report extraction/OCR, structured observations, timelines, trend identification, conflict flagging, evidence references, and audit logging.</w:t>
+      <w:proofErr w:type="spellStart"/>
+      <w:r>
+        <w:t>CareFrame</w:t>
+      </w:r>
+      <w:proofErr w:type="spellEnd"/>
+      <w:r>
+        <w:t xml:space="preserve"> centralizes longitudinal patient health information in a secure web application. Patients can manage records and reports, while authorized doctors can review history and generate AI-assisted clinical summaries. The system supports report extraction/OCR, structured observations, timelines, trend identification, conflict flagging, evidence references, and audit logging.</w:t>
       </w:r>
     </w:p>
     <w:p>
@@ -629,24 +712,39 @@
       <w:pPr>
         <w:pStyle w:val="ListBullet"/>
       </w:pPr>
-      <w:r>
-        <w:t>CareFrame UML diagram set.</w:t>
+      <w:proofErr w:type="spellStart"/>
+      <w:r>
+        <w:t>CareFrame</w:t>
+      </w:r>
+      <w:proofErr w:type="spellEnd"/>
+      <w:r>
+        <w:t xml:space="preserve"> UML diagram set.</w:t>
       </w:r>
     </w:p>
     <w:p>
       <w:pPr>
         <w:pStyle w:val="ListBullet"/>
       </w:pPr>
-      <w:r>
-        <w:t>CareFrame Data Flow Diagram (DFD) documentation.</w:t>
+      <w:proofErr w:type="spellStart"/>
+      <w:r>
+        <w:t>CareFrame</w:t>
+      </w:r>
+      <w:proofErr w:type="spellEnd"/>
+      <w:r>
+        <w:t xml:space="preserve"> Data Flow Diagram (DFD) documentation.</w:t>
       </w:r>
     </w:p>
     <w:p>
       <w:pPr>
         <w:pStyle w:val="ListBullet"/>
       </w:pPr>
-      <w:r>
-        <w:t>CareFrame project implementation plan.</w:t>
+      <w:proofErr w:type="spellStart"/>
+      <w:r>
+        <w:t>CareFrame</w:t>
+      </w:r>
+      <w:proofErr w:type="spellEnd"/>
+      <w:r>
+        <w:t xml:space="preserve"> project implementation plan.</w:t>
       </w:r>
     </w:p>
     <w:p>
@@ -666,8 +764,13 @@
       </w:r>
     </w:p>
     <w:p>
-      <w:r>
-        <w:t>CareFrame is a new self-contained web application. The planned architecture uses a React/Vite frontend, Node.js/Express backend, MongoDB for application data, object storage for original documents, optional OCR, and an external AI service.</w:t>
+      <w:proofErr w:type="spellStart"/>
+      <w:r>
+        <w:t>CareFrame</w:t>
+      </w:r>
+      <w:proofErr w:type="spellEnd"/>
+      <w:r>
+        <w:t xml:space="preserve"> is a new self-contained web application. The planned architecture uses a React/Vite frontend, Node.js/Express backend, MongoDB for application data, object storage for original documents, optional OCR, and an external AI service.</w:t>
       </w:r>
     </w:p>
     <w:p>
@@ -2078,53 +2181,1212 @@
         <w:t>5.5 Business Rules</w:t>
       </w:r>
     </w:p>
+    <w:tbl>
+      <w:tblPr>
+        <w:tblStyle w:val="TableGrid"/>
+        <w:tblW w:w="0" w:type="auto"/>
+        <w:jc w:val="center"/>
+        <w:tblLook w:val="04A0" w:firstRow="1" w:lastRow="0" w:firstColumn="1" w:lastColumn="0" w:noHBand="0" w:noVBand="1"/>
+      </w:tblPr>
+      <w:tblGrid>
+        <w:gridCol w:w="2532"/>
+        <w:gridCol w:w="2538"/>
+        <w:gridCol w:w="2541"/>
+        <w:gridCol w:w="2541"/>
+      </w:tblGrid>
+      <w:tr>
+        <w:trPr>
+          <w:jc w:val="center"/>
+        </w:trPr>
+        <w:tc>
+          <w:tcPr>
+            <w:tcW w:w="2556" w:type="dxa"/>
+            <w:tcBorders>
+              <w:top w:val="single" w:sz="4" w:space="0" w:color="auto"/>
+              <w:left w:val="single" w:sz="4" w:space="0" w:color="auto"/>
+              <w:bottom w:val="single" w:sz="4" w:space="0" w:color="auto"/>
+              <w:right w:val="single" w:sz="4" w:space="0" w:color="auto"/>
+            </w:tcBorders>
+            <w:vAlign w:val="center"/>
+            <w:hideMark/>
+          </w:tcPr>
+          <w:p>
+            <w:pPr>
+              <w:pStyle w:val="ListBullet"/>
+              <w:spacing w:after="200" w:line="276" w:lineRule="auto"/>
+            </w:pPr>
+            <w:r>
+              <w:rPr>
+                <w:b/>
+              </w:rPr>
+              <w:t>Rule ID</w:t>
+            </w:r>
+          </w:p>
+        </w:tc>
+        <w:tc>
+          <w:tcPr>
+            <w:tcW w:w="2556" w:type="dxa"/>
+            <w:tcBorders>
+              <w:top w:val="single" w:sz="4" w:space="0" w:color="auto"/>
+              <w:left w:val="single" w:sz="4" w:space="0" w:color="auto"/>
+              <w:bottom w:val="single" w:sz="4" w:space="0" w:color="auto"/>
+              <w:right w:val="single" w:sz="4" w:space="0" w:color="auto"/>
+            </w:tcBorders>
+            <w:vAlign w:val="center"/>
+            <w:hideMark/>
+          </w:tcPr>
+          <w:p>
+            <w:pPr>
+              <w:pStyle w:val="ListBullet"/>
+              <w:spacing w:after="200" w:line="276" w:lineRule="auto"/>
+            </w:pPr>
+            <w:r>
+              <w:rPr>
+                <w:b/>
+              </w:rPr>
+              <w:t>Rule Name</w:t>
+            </w:r>
+          </w:p>
+        </w:tc>
+        <w:tc>
+          <w:tcPr>
+            <w:tcW w:w="2556" w:type="dxa"/>
+            <w:tcBorders>
+              <w:top w:val="single" w:sz="4" w:space="0" w:color="auto"/>
+              <w:left w:val="single" w:sz="4" w:space="0" w:color="auto"/>
+              <w:bottom w:val="single" w:sz="4" w:space="0" w:color="auto"/>
+              <w:right w:val="single" w:sz="4" w:space="0" w:color="auto"/>
+            </w:tcBorders>
+            <w:vAlign w:val="center"/>
+            <w:hideMark/>
+          </w:tcPr>
+          <w:p>
+            <w:pPr>
+              <w:pStyle w:val="ListBullet"/>
+              <w:spacing w:after="200" w:line="276" w:lineRule="auto"/>
+            </w:pPr>
+            <w:r>
+              <w:rPr>
+                <w:b/>
+              </w:rPr>
+              <w:t>Business Rule</w:t>
+            </w:r>
+          </w:p>
+        </w:tc>
+        <w:tc>
+          <w:tcPr>
+            <w:tcW w:w="2556" w:type="dxa"/>
+            <w:tcBorders>
+              <w:top w:val="single" w:sz="4" w:space="0" w:color="auto"/>
+              <w:left w:val="single" w:sz="4" w:space="0" w:color="auto"/>
+              <w:bottom w:val="single" w:sz="4" w:space="0" w:color="auto"/>
+              <w:right w:val="single" w:sz="4" w:space="0" w:color="auto"/>
+            </w:tcBorders>
+            <w:vAlign w:val="center"/>
+            <w:hideMark/>
+          </w:tcPr>
+          <w:p>
+            <w:pPr>
+              <w:pStyle w:val="ListBullet"/>
+              <w:spacing w:after="200" w:line="276" w:lineRule="auto"/>
+            </w:pPr>
+            <w:r>
+              <w:rPr>
+                <w:b/>
+              </w:rPr>
+              <w:t>Applicable To</w:t>
+            </w:r>
+          </w:p>
+        </w:tc>
+      </w:tr>
+      <w:tr>
+        <w:trPr>
+          <w:jc w:val="center"/>
+        </w:trPr>
+        <w:tc>
+          <w:tcPr>
+            <w:tcW w:w="2556" w:type="dxa"/>
+            <w:tcBorders>
+              <w:top w:val="single" w:sz="4" w:space="0" w:color="auto"/>
+              <w:left w:val="single" w:sz="4" w:space="0" w:color="auto"/>
+              <w:bottom w:val="single" w:sz="4" w:space="0" w:color="auto"/>
+              <w:right w:val="single" w:sz="4" w:space="0" w:color="auto"/>
+            </w:tcBorders>
+            <w:hideMark/>
+          </w:tcPr>
+          <w:p>
+            <w:pPr>
+              <w:pStyle w:val="ListBullet"/>
+              <w:spacing w:after="200" w:line="276" w:lineRule="auto"/>
+            </w:pPr>
+            <w:r>
+              <w:t>BR-01</w:t>
+            </w:r>
+          </w:p>
+        </w:tc>
+        <w:tc>
+          <w:tcPr>
+            <w:tcW w:w="2556" w:type="dxa"/>
+            <w:tcBorders>
+              <w:top w:val="single" w:sz="4" w:space="0" w:color="auto"/>
+              <w:left w:val="single" w:sz="4" w:space="0" w:color="auto"/>
+              <w:bottom w:val="single" w:sz="4" w:space="0" w:color="auto"/>
+              <w:right w:val="single" w:sz="4" w:space="0" w:color="auto"/>
+            </w:tcBorders>
+            <w:hideMark/>
+          </w:tcPr>
+          <w:p>
+            <w:pPr>
+              <w:pStyle w:val="ListBullet"/>
+              <w:spacing w:after="200" w:line="276" w:lineRule="auto"/>
+            </w:pPr>
+            <w:r>
+              <w:t>Role-Based Access</w:t>
+            </w:r>
+          </w:p>
+        </w:tc>
+        <w:tc>
+          <w:tcPr>
+            <w:tcW w:w="2556" w:type="dxa"/>
+            <w:tcBorders>
+              <w:top w:val="single" w:sz="4" w:space="0" w:color="auto"/>
+              <w:left w:val="single" w:sz="4" w:space="0" w:color="auto"/>
+              <w:bottom w:val="single" w:sz="4" w:space="0" w:color="auto"/>
+              <w:right w:val="single" w:sz="4" w:space="0" w:color="auto"/>
+            </w:tcBorders>
+            <w:hideMark/>
+          </w:tcPr>
+          <w:p>
+            <w:pPr>
+              <w:pStyle w:val="ListBullet"/>
+              <w:spacing w:after="200" w:line="276" w:lineRule="auto"/>
+            </w:pPr>
+            <w:r>
+              <w:t>Patients, doctors, and administrators shall have different privileges.</w:t>
+            </w:r>
+          </w:p>
+        </w:tc>
+        <w:tc>
+          <w:tcPr>
+            <w:tcW w:w="2556" w:type="dxa"/>
+            <w:tcBorders>
+              <w:top w:val="single" w:sz="4" w:space="0" w:color="auto"/>
+              <w:left w:val="single" w:sz="4" w:space="0" w:color="auto"/>
+              <w:bottom w:val="single" w:sz="4" w:space="0" w:color="auto"/>
+              <w:right w:val="single" w:sz="4" w:space="0" w:color="auto"/>
+            </w:tcBorders>
+            <w:hideMark/>
+          </w:tcPr>
+          <w:p>
+            <w:pPr>
+              <w:pStyle w:val="ListBullet"/>
+              <w:spacing w:after="200" w:line="276" w:lineRule="auto"/>
+            </w:pPr>
+            <w:r>
+              <w:t>Patient / Doctor / Administrator</w:t>
+            </w:r>
+          </w:p>
+        </w:tc>
+      </w:tr>
+      <w:tr>
+        <w:trPr>
+          <w:jc w:val="center"/>
+        </w:trPr>
+        <w:tc>
+          <w:tcPr>
+            <w:tcW w:w="2556" w:type="dxa"/>
+            <w:tcBorders>
+              <w:top w:val="single" w:sz="4" w:space="0" w:color="auto"/>
+              <w:left w:val="single" w:sz="4" w:space="0" w:color="auto"/>
+              <w:bottom w:val="single" w:sz="4" w:space="0" w:color="auto"/>
+              <w:right w:val="single" w:sz="4" w:space="0" w:color="auto"/>
+            </w:tcBorders>
+            <w:hideMark/>
+          </w:tcPr>
+          <w:p>
+            <w:pPr>
+              <w:pStyle w:val="ListBullet"/>
+              <w:spacing w:after="200" w:line="276" w:lineRule="auto"/>
+            </w:pPr>
+            <w:r>
+              <w:t>BR-02</w:t>
+            </w:r>
+          </w:p>
+        </w:tc>
+        <w:tc>
+          <w:tcPr>
+            <w:tcW w:w="2556" w:type="dxa"/>
+            <w:tcBorders>
+              <w:top w:val="single" w:sz="4" w:space="0" w:color="auto"/>
+              <w:left w:val="single" w:sz="4" w:space="0" w:color="auto"/>
+              <w:bottom w:val="single" w:sz="4" w:space="0" w:color="auto"/>
+              <w:right w:val="single" w:sz="4" w:space="0" w:color="auto"/>
+            </w:tcBorders>
+            <w:hideMark/>
+          </w:tcPr>
+          <w:p>
+            <w:pPr>
+              <w:pStyle w:val="ListBullet"/>
+              <w:spacing w:after="200" w:line="276" w:lineRule="auto"/>
+            </w:pPr>
+            <w:r>
+              <w:t>Doctor-Patient Access</w:t>
+            </w:r>
+          </w:p>
+        </w:tc>
+        <w:tc>
+          <w:tcPr>
+            <w:tcW w:w="2556" w:type="dxa"/>
+            <w:tcBorders>
+              <w:top w:val="single" w:sz="4" w:space="0" w:color="auto"/>
+              <w:left w:val="single" w:sz="4" w:space="0" w:color="auto"/>
+              <w:bottom w:val="single" w:sz="4" w:space="0" w:color="auto"/>
+              <w:right w:val="single" w:sz="4" w:space="0" w:color="auto"/>
+            </w:tcBorders>
+            <w:hideMark/>
+          </w:tcPr>
+          <w:p>
+            <w:pPr>
+              <w:pStyle w:val="ListBullet"/>
+              <w:spacing w:after="200" w:line="276" w:lineRule="auto"/>
+            </w:pPr>
+            <w:r>
+              <w:t>A doctor shall access a patient's protected health records only when the required doctor-patient access relationship is active.</w:t>
+            </w:r>
+          </w:p>
+        </w:tc>
+        <w:tc>
+          <w:tcPr>
+            <w:tcW w:w="2556" w:type="dxa"/>
+            <w:tcBorders>
+              <w:top w:val="single" w:sz="4" w:space="0" w:color="auto"/>
+              <w:left w:val="single" w:sz="4" w:space="0" w:color="auto"/>
+              <w:bottom w:val="single" w:sz="4" w:space="0" w:color="auto"/>
+              <w:right w:val="single" w:sz="4" w:space="0" w:color="auto"/>
+            </w:tcBorders>
+            <w:hideMark/>
+          </w:tcPr>
+          <w:p>
+            <w:pPr>
+              <w:pStyle w:val="ListBullet"/>
+              <w:spacing w:after="200" w:line="276" w:lineRule="auto"/>
+            </w:pPr>
+            <w:r>
+              <w:t>Doctor</w:t>
+            </w:r>
+          </w:p>
+        </w:tc>
+      </w:tr>
+      <w:tr>
+        <w:trPr>
+          <w:jc w:val="center"/>
+        </w:trPr>
+        <w:tc>
+          <w:tcPr>
+            <w:tcW w:w="2556" w:type="dxa"/>
+            <w:tcBorders>
+              <w:top w:val="single" w:sz="4" w:space="0" w:color="auto"/>
+              <w:left w:val="single" w:sz="4" w:space="0" w:color="auto"/>
+              <w:bottom w:val="single" w:sz="4" w:space="0" w:color="auto"/>
+              <w:right w:val="single" w:sz="4" w:space="0" w:color="auto"/>
+            </w:tcBorders>
+            <w:hideMark/>
+          </w:tcPr>
+          <w:p>
+            <w:pPr>
+              <w:pStyle w:val="ListBullet"/>
+              <w:spacing w:after="200" w:line="276" w:lineRule="auto"/>
+            </w:pPr>
+            <w:r>
+              <w:t>BR-03</w:t>
+            </w:r>
+          </w:p>
+        </w:tc>
+        <w:tc>
+          <w:tcPr>
+            <w:tcW w:w="2556" w:type="dxa"/>
+            <w:tcBorders>
+              <w:top w:val="single" w:sz="4" w:space="0" w:color="auto"/>
+              <w:left w:val="single" w:sz="4" w:space="0" w:color="auto"/>
+              <w:bottom w:val="single" w:sz="4" w:space="0" w:color="auto"/>
+              <w:right w:val="single" w:sz="4" w:space="0" w:color="auto"/>
+            </w:tcBorders>
+            <w:hideMark/>
+          </w:tcPr>
+          <w:p>
+            <w:pPr>
+              <w:pStyle w:val="ListBullet"/>
+              <w:spacing w:after="200" w:line="276" w:lineRule="auto"/>
+            </w:pPr>
+            <w:r>
+              <w:t>Access Revocation</w:t>
+            </w:r>
+          </w:p>
+        </w:tc>
+        <w:tc>
+          <w:tcPr>
+            <w:tcW w:w="2556" w:type="dxa"/>
+            <w:tcBorders>
+              <w:top w:val="single" w:sz="4" w:space="0" w:color="auto"/>
+              <w:left w:val="single" w:sz="4" w:space="0" w:color="auto"/>
+              <w:bottom w:val="single" w:sz="4" w:space="0" w:color="auto"/>
+              <w:right w:val="single" w:sz="4" w:space="0" w:color="auto"/>
+            </w:tcBorders>
+            <w:hideMark/>
+          </w:tcPr>
+          <w:p>
+            <w:pPr>
+              <w:pStyle w:val="ListBullet"/>
+              <w:spacing w:after="200" w:line="276" w:lineRule="auto"/>
+            </w:pPr>
+            <w:r>
+              <w:t xml:space="preserve">A patient shall be able to revoke doctor access where the system permits; after revocation, the doctor shall not receive subsequent </w:t>
+            </w:r>
+            <w:r>
+              <w:lastRenderedPageBreak/>
+              <w:t>unauthorized access to the patient's records.</w:t>
+            </w:r>
+          </w:p>
+        </w:tc>
+        <w:tc>
+          <w:tcPr>
+            <w:tcW w:w="2556" w:type="dxa"/>
+            <w:tcBorders>
+              <w:top w:val="single" w:sz="4" w:space="0" w:color="auto"/>
+              <w:left w:val="single" w:sz="4" w:space="0" w:color="auto"/>
+              <w:bottom w:val="single" w:sz="4" w:space="0" w:color="auto"/>
+              <w:right w:val="single" w:sz="4" w:space="0" w:color="auto"/>
+            </w:tcBorders>
+            <w:hideMark/>
+          </w:tcPr>
+          <w:p>
+            <w:pPr>
+              <w:pStyle w:val="ListBullet"/>
+              <w:spacing w:after="200" w:line="276" w:lineRule="auto"/>
+            </w:pPr>
+            <w:r>
+              <w:lastRenderedPageBreak/>
+              <w:t>Patient / Doctor</w:t>
+            </w:r>
+          </w:p>
+        </w:tc>
+      </w:tr>
+      <w:tr>
+        <w:trPr>
+          <w:jc w:val="center"/>
+        </w:trPr>
+        <w:tc>
+          <w:tcPr>
+            <w:tcW w:w="2556" w:type="dxa"/>
+            <w:tcBorders>
+              <w:top w:val="single" w:sz="4" w:space="0" w:color="auto"/>
+              <w:left w:val="single" w:sz="4" w:space="0" w:color="auto"/>
+              <w:bottom w:val="single" w:sz="4" w:space="0" w:color="auto"/>
+              <w:right w:val="single" w:sz="4" w:space="0" w:color="auto"/>
+            </w:tcBorders>
+            <w:hideMark/>
+          </w:tcPr>
+          <w:p>
+            <w:pPr>
+              <w:pStyle w:val="ListBullet"/>
+              <w:spacing w:after="200" w:line="276" w:lineRule="auto"/>
+            </w:pPr>
+            <w:r>
+              <w:t>BR-04</w:t>
+            </w:r>
+          </w:p>
+        </w:tc>
+        <w:tc>
+          <w:tcPr>
+            <w:tcW w:w="2556" w:type="dxa"/>
+            <w:tcBorders>
+              <w:top w:val="single" w:sz="4" w:space="0" w:color="auto"/>
+              <w:left w:val="single" w:sz="4" w:space="0" w:color="auto"/>
+              <w:bottom w:val="single" w:sz="4" w:space="0" w:color="auto"/>
+              <w:right w:val="single" w:sz="4" w:space="0" w:color="auto"/>
+            </w:tcBorders>
+            <w:hideMark/>
+          </w:tcPr>
+          <w:p>
+            <w:pPr>
+              <w:pStyle w:val="ListBullet"/>
+              <w:spacing w:after="200" w:line="276" w:lineRule="auto"/>
+            </w:pPr>
+            <w:r>
+              <w:t>Patient Record Ownership</w:t>
+            </w:r>
+          </w:p>
+        </w:tc>
+        <w:tc>
+          <w:tcPr>
+            <w:tcW w:w="2556" w:type="dxa"/>
+            <w:tcBorders>
+              <w:top w:val="single" w:sz="4" w:space="0" w:color="auto"/>
+              <w:left w:val="single" w:sz="4" w:space="0" w:color="auto"/>
+              <w:bottom w:val="single" w:sz="4" w:space="0" w:color="auto"/>
+              <w:right w:val="single" w:sz="4" w:space="0" w:color="auto"/>
+            </w:tcBorders>
+            <w:hideMark/>
+          </w:tcPr>
+          <w:p>
+            <w:pPr>
+              <w:pStyle w:val="ListBullet"/>
+              <w:spacing w:after="200" w:line="276" w:lineRule="auto"/>
+            </w:pPr>
+            <w:r>
+              <w:t>Patients shall be able to view and manage their personal health information according to their permissions.</w:t>
+            </w:r>
+          </w:p>
+        </w:tc>
+        <w:tc>
+          <w:tcPr>
+            <w:tcW w:w="2556" w:type="dxa"/>
+            <w:tcBorders>
+              <w:top w:val="single" w:sz="4" w:space="0" w:color="auto"/>
+              <w:left w:val="single" w:sz="4" w:space="0" w:color="auto"/>
+              <w:bottom w:val="single" w:sz="4" w:space="0" w:color="auto"/>
+              <w:right w:val="single" w:sz="4" w:space="0" w:color="auto"/>
+            </w:tcBorders>
+            <w:hideMark/>
+          </w:tcPr>
+          <w:p>
+            <w:pPr>
+              <w:pStyle w:val="ListBullet"/>
+              <w:spacing w:after="200" w:line="276" w:lineRule="auto"/>
+            </w:pPr>
+            <w:r>
+              <w:t>Patient</w:t>
+            </w:r>
+          </w:p>
+        </w:tc>
+      </w:tr>
+      <w:tr>
+        <w:trPr>
+          <w:jc w:val="center"/>
+        </w:trPr>
+        <w:tc>
+          <w:tcPr>
+            <w:tcW w:w="2556" w:type="dxa"/>
+            <w:tcBorders>
+              <w:top w:val="single" w:sz="4" w:space="0" w:color="auto"/>
+              <w:left w:val="single" w:sz="4" w:space="0" w:color="auto"/>
+              <w:bottom w:val="single" w:sz="4" w:space="0" w:color="auto"/>
+              <w:right w:val="single" w:sz="4" w:space="0" w:color="auto"/>
+            </w:tcBorders>
+            <w:hideMark/>
+          </w:tcPr>
+          <w:p>
+            <w:pPr>
+              <w:pStyle w:val="ListBullet"/>
+              <w:spacing w:after="200" w:line="276" w:lineRule="auto"/>
+            </w:pPr>
+            <w:r>
+              <w:t>BR-05</w:t>
+            </w:r>
+          </w:p>
+        </w:tc>
+        <w:tc>
+          <w:tcPr>
+            <w:tcW w:w="2556" w:type="dxa"/>
+            <w:tcBorders>
+              <w:top w:val="single" w:sz="4" w:space="0" w:color="auto"/>
+              <w:left w:val="single" w:sz="4" w:space="0" w:color="auto"/>
+              <w:bottom w:val="single" w:sz="4" w:space="0" w:color="auto"/>
+              <w:right w:val="single" w:sz="4" w:space="0" w:color="auto"/>
+            </w:tcBorders>
+            <w:hideMark/>
+          </w:tcPr>
+          <w:p>
+            <w:pPr>
+              <w:pStyle w:val="ListBullet"/>
+              <w:spacing w:after="200" w:line="276" w:lineRule="auto"/>
+            </w:pPr>
+            <w:r>
+              <w:t>Medical History Preservation</w:t>
+            </w:r>
+          </w:p>
+        </w:tc>
+        <w:tc>
+          <w:tcPr>
+            <w:tcW w:w="2556" w:type="dxa"/>
+            <w:tcBorders>
+              <w:top w:val="single" w:sz="4" w:space="0" w:color="auto"/>
+              <w:left w:val="single" w:sz="4" w:space="0" w:color="auto"/>
+              <w:bottom w:val="single" w:sz="4" w:space="0" w:color="auto"/>
+              <w:right w:val="single" w:sz="4" w:space="0" w:color="auto"/>
+            </w:tcBorders>
+            <w:hideMark/>
+          </w:tcPr>
+          <w:p>
+            <w:pPr>
+              <w:pStyle w:val="ListBullet"/>
+              <w:spacing w:after="200" w:line="276" w:lineRule="auto"/>
+            </w:pPr>
+            <w:r>
+              <w:t>Clinically relevant historical information shall not be silently overwritten or removed.</w:t>
+            </w:r>
+          </w:p>
+        </w:tc>
+        <w:tc>
+          <w:tcPr>
+            <w:tcW w:w="2556" w:type="dxa"/>
+            <w:tcBorders>
+              <w:top w:val="single" w:sz="4" w:space="0" w:color="auto"/>
+              <w:left w:val="single" w:sz="4" w:space="0" w:color="auto"/>
+              <w:bottom w:val="single" w:sz="4" w:space="0" w:color="auto"/>
+              <w:right w:val="single" w:sz="4" w:space="0" w:color="auto"/>
+            </w:tcBorders>
+            <w:hideMark/>
+          </w:tcPr>
+          <w:p>
+            <w:pPr>
+              <w:pStyle w:val="ListBullet"/>
+              <w:spacing w:after="200" w:line="276" w:lineRule="auto"/>
+            </w:pPr>
+            <w:r>
+              <w:t>Patient / Doctor</w:t>
+            </w:r>
+          </w:p>
+        </w:tc>
+      </w:tr>
+      <w:tr>
+        <w:trPr>
+          <w:jc w:val="center"/>
+        </w:trPr>
+        <w:tc>
+          <w:tcPr>
+            <w:tcW w:w="2556" w:type="dxa"/>
+            <w:tcBorders>
+              <w:top w:val="single" w:sz="4" w:space="0" w:color="auto"/>
+              <w:left w:val="single" w:sz="4" w:space="0" w:color="auto"/>
+              <w:bottom w:val="single" w:sz="4" w:space="0" w:color="auto"/>
+              <w:right w:val="single" w:sz="4" w:space="0" w:color="auto"/>
+            </w:tcBorders>
+            <w:hideMark/>
+          </w:tcPr>
+          <w:p>
+            <w:pPr>
+              <w:pStyle w:val="ListBullet"/>
+              <w:spacing w:after="200" w:line="276" w:lineRule="auto"/>
+            </w:pPr>
+            <w:r>
+              <w:t>BR-06</w:t>
+            </w:r>
+          </w:p>
+        </w:tc>
+        <w:tc>
+          <w:tcPr>
+            <w:tcW w:w="2556" w:type="dxa"/>
+            <w:tcBorders>
+              <w:top w:val="single" w:sz="4" w:space="0" w:color="auto"/>
+              <w:left w:val="single" w:sz="4" w:space="0" w:color="auto"/>
+              <w:bottom w:val="single" w:sz="4" w:space="0" w:color="auto"/>
+              <w:right w:val="single" w:sz="4" w:space="0" w:color="auto"/>
+            </w:tcBorders>
+            <w:hideMark/>
+          </w:tcPr>
+          <w:p>
+            <w:pPr>
+              <w:pStyle w:val="ListBullet"/>
+              <w:spacing w:after="200" w:line="276" w:lineRule="auto"/>
+            </w:pPr>
+            <w:r>
+              <w:t>Original Report Preservation</w:t>
+            </w:r>
+          </w:p>
+        </w:tc>
+        <w:tc>
+          <w:tcPr>
+            <w:tcW w:w="2556" w:type="dxa"/>
+            <w:tcBorders>
+              <w:top w:val="single" w:sz="4" w:space="0" w:color="auto"/>
+              <w:left w:val="single" w:sz="4" w:space="0" w:color="auto"/>
+              <w:bottom w:val="single" w:sz="4" w:space="0" w:color="auto"/>
+              <w:right w:val="single" w:sz="4" w:space="0" w:color="auto"/>
+            </w:tcBorders>
+            <w:hideMark/>
+          </w:tcPr>
+          <w:p>
+            <w:pPr>
+              <w:pStyle w:val="ListBullet"/>
+              <w:spacing w:after="200" w:line="276" w:lineRule="auto"/>
+            </w:pPr>
+            <w:r>
+              <w:t>Original uploaded medical reports shall remain available as source evidence for extracted or structured information.</w:t>
+            </w:r>
+          </w:p>
+        </w:tc>
+        <w:tc>
+          <w:tcPr>
+            <w:tcW w:w="2556" w:type="dxa"/>
+            <w:tcBorders>
+              <w:top w:val="single" w:sz="4" w:space="0" w:color="auto"/>
+              <w:left w:val="single" w:sz="4" w:space="0" w:color="auto"/>
+              <w:bottom w:val="single" w:sz="4" w:space="0" w:color="auto"/>
+              <w:right w:val="single" w:sz="4" w:space="0" w:color="auto"/>
+            </w:tcBorders>
+            <w:hideMark/>
+          </w:tcPr>
+          <w:p>
+            <w:pPr>
+              <w:pStyle w:val="ListBullet"/>
+              <w:spacing w:after="200" w:line="276" w:lineRule="auto"/>
+            </w:pPr>
+            <w:r>
+              <w:t>Patient / Doctor</w:t>
+            </w:r>
+          </w:p>
+        </w:tc>
+      </w:tr>
+      <w:tr>
+        <w:trPr>
+          <w:jc w:val="center"/>
+        </w:trPr>
+        <w:tc>
+          <w:tcPr>
+            <w:tcW w:w="2556" w:type="dxa"/>
+            <w:tcBorders>
+              <w:top w:val="single" w:sz="4" w:space="0" w:color="auto"/>
+              <w:left w:val="single" w:sz="4" w:space="0" w:color="auto"/>
+              <w:bottom w:val="single" w:sz="4" w:space="0" w:color="auto"/>
+              <w:right w:val="single" w:sz="4" w:space="0" w:color="auto"/>
+            </w:tcBorders>
+            <w:hideMark/>
+          </w:tcPr>
+          <w:p>
+            <w:pPr>
+              <w:pStyle w:val="ListBullet"/>
+              <w:spacing w:after="200" w:line="276" w:lineRule="auto"/>
+            </w:pPr>
+            <w:r>
+              <w:t>BR-07</w:t>
+            </w:r>
+          </w:p>
+        </w:tc>
+        <w:tc>
+          <w:tcPr>
+            <w:tcW w:w="2556" w:type="dxa"/>
+            <w:tcBorders>
+              <w:top w:val="single" w:sz="4" w:space="0" w:color="auto"/>
+              <w:left w:val="single" w:sz="4" w:space="0" w:color="auto"/>
+              <w:bottom w:val="single" w:sz="4" w:space="0" w:color="auto"/>
+              <w:right w:val="single" w:sz="4" w:space="0" w:color="auto"/>
+            </w:tcBorders>
+            <w:hideMark/>
+          </w:tcPr>
+          <w:p>
+            <w:pPr>
+              <w:pStyle w:val="ListBullet"/>
+              <w:spacing w:after="200" w:line="276" w:lineRule="auto"/>
+            </w:pPr>
+            <w:r>
+              <w:t>Source Traceability</w:t>
+            </w:r>
+          </w:p>
+        </w:tc>
+        <w:tc>
+          <w:tcPr>
+            <w:tcW w:w="2556" w:type="dxa"/>
+            <w:tcBorders>
+              <w:top w:val="single" w:sz="4" w:space="0" w:color="auto"/>
+              <w:left w:val="single" w:sz="4" w:space="0" w:color="auto"/>
+              <w:bottom w:val="single" w:sz="4" w:space="0" w:color="auto"/>
+              <w:right w:val="single" w:sz="4" w:space="0" w:color="auto"/>
+            </w:tcBorders>
+            <w:hideMark/>
+          </w:tcPr>
+          <w:p>
+            <w:pPr>
+              <w:pStyle w:val="ListBullet"/>
+              <w:spacing w:after="200" w:line="276" w:lineRule="auto"/>
+            </w:pPr>
+            <w:r>
+              <w:t>Information extracted from reports shall retain a reference to its originating document or source record.</w:t>
+            </w:r>
+          </w:p>
+        </w:tc>
+        <w:tc>
+          <w:tcPr>
+            <w:tcW w:w="2556" w:type="dxa"/>
+            <w:tcBorders>
+              <w:top w:val="single" w:sz="4" w:space="0" w:color="auto"/>
+              <w:left w:val="single" w:sz="4" w:space="0" w:color="auto"/>
+              <w:bottom w:val="single" w:sz="4" w:space="0" w:color="auto"/>
+              <w:right w:val="single" w:sz="4" w:space="0" w:color="auto"/>
+            </w:tcBorders>
+            <w:hideMark/>
+          </w:tcPr>
+          <w:p>
+            <w:pPr>
+              <w:pStyle w:val="ListBullet"/>
+              <w:spacing w:after="200" w:line="276" w:lineRule="auto"/>
+            </w:pPr>
+            <w:r>
+              <w:t>System</w:t>
+            </w:r>
+          </w:p>
+        </w:tc>
+      </w:tr>
+      <w:tr>
+        <w:trPr>
+          <w:jc w:val="center"/>
+        </w:trPr>
+        <w:tc>
+          <w:tcPr>
+            <w:tcW w:w="2556" w:type="dxa"/>
+            <w:tcBorders>
+              <w:top w:val="single" w:sz="4" w:space="0" w:color="auto"/>
+              <w:left w:val="single" w:sz="4" w:space="0" w:color="auto"/>
+              <w:bottom w:val="single" w:sz="4" w:space="0" w:color="auto"/>
+              <w:right w:val="single" w:sz="4" w:space="0" w:color="auto"/>
+            </w:tcBorders>
+            <w:hideMark/>
+          </w:tcPr>
+          <w:p>
+            <w:pPr>
+              <w:pStyle w:val="ListBullet"/>
+              <w:spacing w:after="200" w:line="276" w:lineRule="auto"/>
+            </w:pPr>
+            <w:r>
+              <w:t>BR-08</w:t>
+            </w:r>
+          </w:p>
+        </w:tc>
+        <w:tc>
+          <w:tcPr>
+            <w:tcW w:w="2556" w:type="dxa"/>
+            <w:tcBorders>
+              <w:top w:val="single" w:sz="4" w:space="0" w:color="auto"/>
+              <w:left w:val="single" w:sz="4" w:space="0" w:color="auto"/>
+              <w:bottom w:val="single" w:sz="4" w:space="0" w:color="auto"/>
+              <w:right w:val="single" w:sz="4" w:space="0" w:color="auto"/>
+            </w:tcBorders>
+            <w:hideMark/>
+          </w:tcPr>
+          <w:p>
+            <w:pPr>
+              <w:pStyle w:val="ListBullet"/>
+              <w:spacing w:after="200" w:line="276" w:lineRule="auto"/>
+            </w:pPr>
+            <w:r>
+              <w:t>Conflict Handling</w:t>
+            </w:r>
+          </w:p>
+        </w:tc>
+        <w:tc>
+          <w:tcPr>
+            <w:tcW w:w="2556" w:type="dxa"/>
+            <w:tcBorders>
+              <w:top w:val="single" w:sz="4" w:space="0" w:color="auto"/>
+              <w:left w:val="single" w:sz="4" w:space="0" w:color="auto"/>
+              <w:bottom w:val="single" w:sz="4" w:space="0" w:color="auto"/>
+              <w:right w:val="single" w:sz="4" w:space="0" w:color="auto"/>
+            </w:tcBorders>
+            <w:hideMark/>
+          </w:tcPr>
+          <w:p>
+            <w:pPr>
+              <w:pStyle w:val="ListBullet"/>
+              <w:spacing w:after="200" w:line="276" w:lineRule="auto"/>
+            </w:pPr>
+            <w:r>
+              <w:t>Conflicting medical information shall be flagged for human review rather than silently resolved by the system.</w:t>
+            </w:r>
+          </w:p>
+        </w:tc>
+        <w:tc>
+          <w:tcPr>
+            <w:tcW w:w="2556" w:type="dxa"/>
+            <w:tcBorders>
+              <w:top w:val="single" w:sz="4" w:space="0" w:color="auto"/>
+              <w:left w:val="single" w:sz="4" w:space="0" w:color="auto"/>
+              <w:bottom w:val="single" w:sz="4" w:space="0" w:color="auto"/>
+              <w:right w:val="single" w:sz="4" w:space="0" w:color="auto"/>
+            </w:tcBorders>
+            <w:hideMark/>
+          </w:tcPr>
+          <w:p>
+            <w:pPr>
+              <w:pStyle w:val="ListBullet"/>
+              <w:spacing w:after="200" w:line="276" w:lineRule="auto"/>
+            </w:pPr>
+            <w:r>
+              <w:t>Doctor / System</w:t>
+            </w:r>
+          </w:p>
+        </w:tc>
+      </w:tr>
+      <w:tr>
+        <w:trPr>
+          <w:jc w:val="center"/>
+        </w:trPr>
+        <w:tc>
+          <w:tcPr>
+            <w:tcW w:w="2556" w:type="dxa"/>
+            <w:tcBorders>
+              <w:top w:val="single" w:sz="4" w:space="0" w:color="auto"/>
+              <w:left w:val="single" w:sz="4" w:space="0" w:color="auto"/>
+              <w:bottom w:val="single" w:sz="4" w:space="0" w:color="auto"/>
+              <w:right w:val="single" w:sz="4" w:space="0" w:color="auto"/>
+            </w:tcBorders>
+            <w:hideMark/>
+          </w:tcPr>
+          <w:p>
+            <w:pPr>
+              <w:pStyle w:val="ListBullet"/>
+              <w:spacing w:after="200" w:line="276" w:lineRule="auto"/>
+            </w:pPr>
+            <w:r>
+              <w:t>BR-09</w:t>
+            </w:r>
+          </w:p>
+        </w:tc>
+        <w:tc>
+          <w:tcPr>
+            <w:tcW w:w="2556" w:type="dxa"/>
+            <w:tcBorders>
+              <w:top w:val="single" w:sz="4" w:space="0" w:color="auto"/>
+              <w:left w:val="single" w:sz="4" w:space="0" w:color="auto"/>
+              <w:bottom w:val="single" w:sz="4" w:space="0" w:color="auto"/>
+              <w:right w:val="single" w:sz="4" w:space="0" w:color="auto"/>
+            </w:tcBorders>
+            <w:hideMark/>
+          </w:tcPr>
+          <w:p>
+            <w:pPr>
+              <w:pStyle w:val="ListBullet"/>
+              <w:spacing w:after="200" w:line="276" w:lineRule="auto"/>
+            </w:pPr>
+            <w:r>
+              <w:t>Trend Analysis</w:t>
+            </w:r>
+          </w:p>
+        </w:tc>
+        <w:tc>
+          <w:tcPr>
+            <w:tcW w:w="2556" w:type="dxa"/>
+            <w:tcBorders>
+              <w:top w:val="single" w:sz="4" w:space="0" w:color="auto"/>
+              <w:left w:val="single" w:sz="4" w:space="0" w:color="auto"/>
+              <w:bottom w:val="single" w:sz="4" w:space="0" w:color="auto"/>
+              <w:right w:val="single" w:sz="4" w:space="0" w:color="auto"/>
+            </w:tcBorders>
+            <w:hideMark/>
+          </w:tcPr>
+          <w:p>
+            <w:pPr>
+              <w:pStyle w:val="ListBullet"/>
+              <w:spacing w:after="200" w:line="276" w:lineRule="auto"/>
+            </w:pPr>
+            <w:r>
+              <w:t>Health trends shall be identified only when observations are sufficiently comparable in measurement and context.</w:t>
+            </w:r>
+          </w:p>
+        </w:tc>
+        <w:tc>
+          <w:tcPr>
+            <w:tcW w:w="2556" w:type="dxa"/>
+            <w:tcBorders>
+              <w:top w:val="single" w:sz="4" w:space="0" w:color="auto"/>
+              <w:left w:val="single" w:sz="4" w:space="0" w:color="auto"/>
+              <w:bottom w:val="single" w:sz="4" w:space="0" w:color="auto"/>
+              <w:right w:val="single" w:sz="4" w:space="0" w:color="auto"/>
+            </w:tcBorders>
+            <w:hideMark/>
+          </w:tcPr>
+          <w:p>
+            <w:pPr>
+              <w:pStyle w:val="ListBullet"/>
+              <w:spacing w:after="200" w:line="276" w:lineRule="auto"/>
+            </w:pPr>
+            <w:r>
+              <w:t>System</w:t>
+            </w:r>
+          </w:p>
+        </w:tc>
+      </w:tr>
+      <w:tr>
+        <w:trPr>
+          <w:jc w:val="center"/>
+        </w:trPr>
+        <w:tc>
+          <w:tcPr>
+            <w:tcW w:w="2556" w:type="dxa"/>
+            <w:tcBorders>
+              <w:top w:val="single" w:sz="4" w:space="0" w:color="auto"/>
+              <w:left w:val="single" w:sz="4" w:space="0" w:color="auto"/>
+              <w:bottom w:val="single" w:sz="4" w:space="0" w:color="auto"/>
+              <w:right w:val="single" w:sz="4" w:space="0" w:color="auto"/>
+            </w:tcBorders>
+            <w:hideMark/>
+          </w:tcPr>
+          <w:p>
+            <w:pPr>
+              <w:pStyle w:val="ListBullet"/>
+              <w:spacing w:after="200" w:line="276" w:lineRule="auto"/>
+            </w:pPr>
+            <w:r>
+              <w:t>BR-10</w:t>
+            </w:r>
+          </w:p>
+        </w:tc>
+        <w:tc>
+          <w:tcPr>
+            <w:tcW w:w="2556" w:type="dxa"/>
+            <w:tcBorders>
+              <w:top w:val="single" w:sz="4" w:space="0" w:color="auto"/>
+              <w:left w:val="single" w:sz="4" w:space="0" w:color="auto"/>
+              <w:bottom w:val="single" w:sz="4" w:space="0" w:color="auto"/>
+              <w:right w:val="single" w:sz="4" w:space="0" w:color="auto"/>
+            </w:tcBorders>
+            <w:hideMark/>
+          </w:tcPr>
+          <w:p>
+            <w:pPr>
+              <w:pStyle w:val="ListBullet"/>
+              <w:spacing w:after="200" w:line="276" w:lineRule="auto"/>
+            </w:pPr>
+            <w:r>
+              <w:t>AI Clinical Summary Access</w:t>
+            </w:r>
+          </w:p>
+        </w:tc>
+        <w:tc>
+          <w:tcPr>
+            <w:tcW w:w="2556" w:type="dxa"/>
+            <w:tcBorders>
+              <w:top w:val="single" w:sz="4" w:space="0" w:color="auto"/>
+              <w:left w:val="single" w:sz="4" w:space="0" w:color="auto"/>
+              <w:bottom w:val="single" w:sz="4" w:space="0" w:color="auto"/>
+              <w:right w:val="single" w:sz="4" w:space="0" w:color="auto"/>
+            </w:tcBorders>
+            <w:hideMark/>
+          </w:tcPr>
+          <w:p>
+            <w:pPr>
+              <w:pStyle w:val="ListBullet"/>
+              <w:spacing w:after="200" w:line="276" w:lineRule="auto"/>
+            </w:pPr>
+            <w:r>
+              <w:t>Only an authorized doctor shall be able to request an AI-assisted clinical summary for a patient.</w:t>
+            </w:r>
+          </w:p>
+        </w:tc>
+        <w:tc>
+          <w:tcPr>
+            <w:tcW w:w="2556" w:type="dxa"/>
+            <w:tcBorders>
+              <w:top w:val="single" w:sz="4" w:space="0" w:color="auto"/>
+              <w:left w:val="single" w:sz="4" w:space="0" w:color="auto"/>
+              <w:bottom w:val="single" w:sz="4" w:space="0" w:color="auto"/>
+              <w:right w:val="single" w:sz="4" w:space="0" w:color="auto"/>
+            </w:tcBorders>
+            <w:hideMark/>
+          </w:tcPr>
+          <w:p>
+            <w:pPr>
+              <w:pStyle w:val="ListBullet"/>
+              <w:spacing w:after="200" w:line="276" w:lineRule="auto"/>
+            </w:pPr>
+            <w:r>
+              <w:t>Doctor</w:t>
+            </w:r>
+          </w:p>
+        </w:tc>
+      </w:tr>
+      <w:tr>
+        <w:trPr>
+          <w:jc w:val="center"/>
+        </w:trPr>
+        <w:tc>
+          <w:tcPr>
+            <w:tcW w:w="2556" w:type="dxa"/>
+            <w:tcBorders>
+              <w:top w:val="single" w:sz="4" w:space="0" w:color="auto"/>
+              <w:left w:val="single" w:sz="4" w:space="0" w:color="auto"/>
+              <w:bottom w:val="single" w:sz="4" w:space="0" w:color="auto"/>
+              <w:right w:val="single" w:sz="4" w:space="0" w:color="auto"/>
+            </w:tcBorders>
+            <w:hideMark/>
+          </w:tcPr>
+          <w:p>
+            <w:pPr>
+              <w:pStyle w:val="ListBullet"/>
+              <w:spacing w:after="200" w:line="276" w:lineRule="auto"/>
+            </w:pPr>
+            <w:r>
+              <w:t>BR-11</w:t>
+            </w:r>
+          </w:p>
+        </w:tc>
+        <w:tc>
+          <w:tcPr>
+            <w:tcW w:w="2556" w:type="dxa"/>
+            <w:tcBorders>
+              <w:top w:val="single" w:sz="4" w:space="0" w:color="auto"/>
+              <w:left w:val="single" w:sz="4" w:space="0" w:color="auto"/>
+              <w:bottom w:val="single" w:sz="4" w:space="0" w:color="auto"/>
+              <w:right w:val="single" w:sz="4" w:space="0" w:color="auto"/>
+            </w:tcBorders>
+            <w:hideMark/>
+          </w:tcPr>
+          <w:p>
+            <w:pPr>
+              <w:pStyle w:val="ListBullet"/>
+              <w:spacing w:after="200" w:line="276" w:lineRule="auto"/>
+            </w:pPr>
+            <w:r>
+              <w:t>AI Evidence Requirement</w:t>
+            </w:r>
+          </w:p>
+        </w:tc>
+        <w:tc>
+          <w:tcPr>
+            <w:tcW w:w="2556" w:type="dxa"/>
+            <w:tcBorders>
+              <w:top w:val="single" w:sz="4" w:space="0" w:color="auto"/>
+              <w:left w:val="single" w:sz="4" w:space="0" w:color="auto"/>
+              <w:bottom w:val="single" w:sz="4" w:space="0" w:color="auto"/>
+              <w:right w:val="single" w:sz="4" w:space="0" w:color="auto"/>
+            </w:tcBorders>
+            <w:hideMark/>
+          </w:tcPr>
+          <w:p>
+            <w:pPr>
+              <w:pStyle w:val="ListBullet"/>
+              <w:spacing w:after="200" w:line="276" w:lineRule="auto"/>
+            </w:pPr>
+            <w:r>
+              <w:t xml:space="preserve">AI clinical summaries should include source </w:t>
+            </w:r>
+            <w:r>
+              <w:lastRenderedPageBreak/>
+              <w:t>or evidence references so that the doctor can verify important information.</w:t>
+            </w:r>
+          </w:p>
+        </w:tc>
+        <w:tc>
+          <w:tcPr>
+            <w:tcW w:w="2556" w:type="dxa"/>
+            <w:tcBorders>
+              <w:top w:val="single" w:sz="4" w:space="0" w:color="auto"/>
+              <w:left w:val="single" w:sz="4" w:space="0" w:color="auto"/>
+              <w:bottom w:val="single" w:sz="4" w:space="0" w:color="auto"/>
+              <w:right w:val="single" w:sz="4" w:space="0" w:color="auto"/>
+            </w:tcBorders>
+            <w:hideMark/>
+          </w:tcPr>
+          <w:p>
+            <w:pPr>
+              <w:pStyle w:val="ListBullet"/>
+              <w:spacing w:after="200" w:line="276" w:lineRule="auto"/>
+            </w:pPr>
+            <w:r>
+              <w:lastRenderedPageBreak/>
+              <w:t>Doctor / System</w:t>
+            </w:r>
+          </w:p>
+        </w:tc>
+      </w:tr>
+      <w:tr>
+        <w:trPr>
+          <w:jc w:val="center"/>
+        </w:trPr>
+        <w:tc>
+          <w:tcPr>
+            <w:tcW w:w="2556" w:type="dxa"/>
+            <w:tcBorders>
+              <w:top w:val="single" w:sz="4" w:space="0" w:color="auto"/>
+              <w:left w:val="single" w:sz="4" w:space="0" w:color="auto"/>
+              <w:bottom w:val="single" w:sz="4" w:space="0" w:color="auto"/>
+              <w:right w:val="single" w:sz="4" w:space="0" w:color="auto"/>
+            </w:tcBorders>
+            <w:hideMark/>
+          </w:tcPr>
+          <w:p>
+            <w:pPr>
+              <w:pStyle w:val="ListBullet"/>
+              <w:spacing w:after="200" w:line="276" w:lineRule="auto"/>
+            </w:pPr>
+            <w:r>
+              <w:t>BR-12</w:t>
+            </w:r>
+          </w:p>
+        </w:tc>
+        <w:tc>
+          <w:tcPr>
+            <w:tcW w:w="2556" w:type="dxa"/>
+            <w:tcBorders>
+              <w:top w:val="single" w:sz="4" w:space="0" w:color="auto"/>
+              <w:left w:val="single" w:sz="4" w:space="0" w:color="auto"/>
+              <w:bottom w:val="single" w:sz="4" w:space="0" w:color="auto"/>
+              <w:right w:val="single" w:sz="4" w:space="0" w:color="auto"/>
+            </w:tcBorders>
+            <w:hideMark/>
+          </w:tcPr>
+          <w:p>
+            <w:pPr>
+              <w:pStyle w:val="ListBullet"/>
+              <w:spacing w:after="200" w:line="276" w:lineRule="auto"/>
+            </w:pPr>
+            <w:r>
+              <w:t>Clinician Review</w:t>
+            </w:r>
+          </w:p>
+        </w:tc>
+        <w:tc>
+          <w:tcPr>
+            <w:tcW w:w="2556" w:type="dxa"/>
+            <w:tcBorders>
+              <w:top w:val="single" w:sz="4" w:space="0" w:color="auto"/>
+              <w:left w:val="single" w:sz="4" w:space="0" w:color="auto"/>
+              <w:bottom w:val="single" w:sz="4" w:space="0" w:color="auto"/>
+              <w:right w:val="single" w:sz="4" w:space="0" w:color="auto"/>
+            </w:tcBorders>
+            <w:hideMark/>
+          </w:tcPr>
+          <w:p>
+            <w:pPr>
+              <w:pStyle w:val="ListBullet"/>
+              <w:spacing w:after="200" w:line="276" w:lineRule="auto"/>
+            </w:pPr>
+            <w:r>
+              <w:t>AI-generated clinical summaries shall require clinician review before being used for clinical decision-making.</w:t>
+            </w:r>
+          </w:p>
+        </w:tc>
+        <w:tc>
+          <w:tcPr>
+            <w:tcW w:w="2556" w:type="dxa"/>
+            <w:tcBorders>
+              <w:top w:val="single" w:sz="4" w:space="0" w:color="auto"/>
+              <w:left w:val="single" w:sz="4" w:space="0" w:color="auto"/>
+              <w:bottom w:val="single" w:sz="4" w:space="0" w:color="auto"/>
+              <w:right w:val="single" w:sz="4" w:space="0" w:color="auto"/>
+            </w:tcBorders>
+            <w:hideMark/>
+          </w:tcPr>
+          <w:p>
+            <w:pPr>
+              <w:pStyle w:val="ListBullet"/>
+              <w:spacing w:after="200" w:line="276" w:lineRule="auto"/>
+            </w:pPr>
+            <w:r>
+              <w:t>Doctor</w:t>
+            </w:r>
+          </w:p>
+        </w:tc>
+      </w:tr>
+    </w:tbl>
     <w:p>
       <w:pPr>
         <w:pStyle w:val="ListBullet"/>
-      </w:pPr>
-      <w:r>
-        <w:t>Patients, doctors and administrators have different privileges.</w:t>
-      </w:r>
-    </w:p>
-    <w:p>
-      <w:pPr>
-        <w:pStyle w:val="ListBullet"/>
-      </w:pPr>
-      <w:r>
-        <w:t>Doctor access is explicit and revocable.</w:t>
-      </w:r>
-    </w:p>
-    <w:p>
-      <w:pPr>
-        <w:pStyle w:val="ListBullet"/>
-      </w:pPr>
-      <w:r>
-        <w:t>Only authorized doctors may generate clinical summaries.</w:t>
-      </w:r>
-    </w:p>
-    <w:p>
-      <w:pPr>
-        <w:pStyle w:val="ListBullet"/>
-      </w:pPr>
-      <w:r>
-        <w:t>AI summaries require clinician review.</w:t>
-      </w:r>
-    </w:p>
-    <w:p>
-      <w:pPr>
-        <w:pStyle w:val="ListBullet"/>
-      </w:pPr>
-      <w:r>
-        <w:t>Conflicts are surfaced for human review.</w:t>
-      </w:r>
-    </w:p>
-    <w:p>
-      <w:pPr>
-        <w:pStyle w:val="ListBullet"/>
-      </w:pPr>
-      <w:r>
-        <w:t>Original reports remain source evidence for extracted information.</w:t>
-      </w:r>
+        <w:numPr>
+          <w:ilvl w:val="0"/>
+          <w:numId w:val="0"/>
+        </w:numPr>
+        <w:ind w:left="360"/>
+      </w:pPr>
     </w:p>
     <w:p>
       <w:pPr>
@@ -2228,7 +3490,6 @@
           </w:tcPr>
           <w:p>
             <w:r>
-              <w:lastRenderedPageBreak/>
               <w:t>SRS</w:t>
             </w:r>
           </w:p>
@@ -2455,7 +3716,15 @@
     </w:p>
     <w:p>
       <w:r>
-        <w:t>The CareFrame analysis-model set includes Use Case, Class, Sequence, Activity, Component, Deployment and State Machine diagrams. The project DFD includes Level 0, Level 1 and Level 2 views covering authentication, records, report processing, trends/conflicts, AI summary generation, and audit/administration.</w:t>
+        <w:t xml:space="preserve">The </w:t>
+      </w:r>
+      <w:proofErr w:type="spellStart"/>
+      <w:r>
+        <w:t>CareFrame</w:t>
+      </w:r>
+      <w:proofErr w:type="spellEnd"/>
+      <w:r>
+        <w:t xml:space="preserve"> analysis-model set includes Use Case, Class, Sequence, Activity, Component, Deployment and State Machine diagrams. The project DFD includes Level 0, Level 1 and Level 2 views covering authentication, records, report processing, trends/conflicts, AI summary generation, and audit/administration.</w:t>
       </w:r>
       <w:r>
         <w:br/>
@@ -2893,8 +4162,13 @@
       </w:r>
     </w:p>
     <w:p>
-      <w:r>
-        <w:t>CareFrame shall provide a secure digital health record platform with distinct patient and doctor portals. It shall manage longitudinal medical information and uploaded reports, process documents through extraction/OCR, structure observations with source references, provide timelines and trend/conflict detection, and offer evidence-backed AI-assisted summaries to authorized doctors. The system shall preserve clinician oversight, enforce access control, and maintain auditability throughout these workflows.</w:t>
+      <w:proofErr w:type="spellStart"/>
+      <w:r>
+        <w:t>CareFrame</w:t>
+      </w:r>
+      <w:proofErr w:type="spellEnd"/>
+      <w:r>
+        <w:t xml:space="preserve"> shall provide a secure digital health record platform with distinct patient and doctor portals. It shall manage longitudinal medical information and uploaded reports, process documents through extraction/OCR, structure observations with source references, provide timelines and trend/conflict detection, and offer evidence-backed AI-assisted summaries to authorized doctors. The system shall preserve clinician oversight, enforce access control, and maintain auditability throughout these workflows.</w:t>
       </w:r>
     </w:p>
     <w:sectPr>
